--- a/downloads/teacher/04 Units/Unit 01 - Nutrition and Wellness - Kitchen Skills and Smart Eating/Lesson 01.18 - Project Launch Feed a Family of Four on 40 Dollars.docx
+++ b/downloads/teacher/04 Units/Unit 01 - Nutrition and Wellness - Kitchen Skills and Smart Eating/Lesson 01.18 - Project Launch Feed a Family of Four on 40 Dollars.docx
@@ -334,23 +334,41 @@
       <w:r>
         <w:t xml:space="preserve">By the end of this lesson, students will be able to:</w:t>
       </w:r>
-      <w:r>
-        <w:t xml:space="preserve"> </w:t>
-      </w:r>
-      <w:r>
-        <w:t xml:space="preserve">1. (Low) Given the project brief, describe the five deliverables (the priced plan, the MyPlate check, the cooked dish, the menu card, the pitch) and name each team role’s job.</w:t>
-      </w:r>
-      <w:r>
-        <w:t xml:space="preserve"> </w:t>
-      </w:r>
-      <w:r>
-        <w:t xml:space="preserve">2. (Mid) Given a family card and this week’s circular, plan one dinner for four that follows every rule on the card, covers at least four MyPlate groups, and is priced to the penny with a unit on every line.</w:t>
-      </w:r>
-      <w:r>
-        <w:t xml:space="preserve"> </w:t>
-      </w:r>
-      <w:r>
-        <w:t xml:space="preserve">3. (High) Given a first total that is over $40 or a plate that is short a group, revise the plan (swap, downsize, or drop an item) and justify each change in one sentence.</w:t>
+    </w:p>
+    <w:p>
+      <w:pPr>
+        <w:numPr>
+          <w:ilvl w:val="0"/>
+          <w:numId w:val="1002"/>
+        </w:numPr>
+        <w:pStyle w:val="Compact"/>
+      </w:pPr>
+      <w:r>
+        <w:t xml:space="preserve">(Low) Given the project brief, describe the five deliverables (the priced plan, the MyPlate check, the cooked dish, the menu card, the pitch) and name each team role’s job.</w:t>
+      </w:r>
+    </w:p>
+    <w:p>
+      <w:pPr>
+        <w:numPr>
+          <w:ilvl w:val="0"/>
+          <w:numId w:val="1002"/>
+        </w:numPr>
+        <w:pStyle w:val="Compact"/>
+      </w:pPr>
+      <w:r>
+        <w:t xml:space="preserve">(Mid) Given a family card and this week’s circular, plan one dinner for four that follows every rule on the card, covers at least four MyPlate groups, and is priced to the penny with a unit on every line.</w:t>
+      </w:r>
+    </w:p>
+    <w:p>
+      <w:pPr>
+        <w:numPr>
+          <w:ilvl w:val="0"/>
+          <w:numId w:val="1002"/>
+        </w:numPr>
+        <w:pStyle w:val="Compact"/>
+      </w:pPr>
+      <w:r>
+        <w:t xml:space="preserve">(High) Given a first total that is over $40 or a plate that is short a group, revise the plan (swap, downsize, or drop an item) and justify each change in one sentence.</w:t>
       </w:r>
     </w:p>
     <w:p>
@@ -391,7 +409,7 @@
       <w:pPr>
         <w:numPr>
           <w:ilvl w:val="0"/>
-          <w:numId w:val="1002"/>
+          <w:numId w:val="1003"/>
         </w:numPr>
         <w:pStyle w:val="Compact"/>
       </w:pPr>
@@ -412,7 +430,7 @@
       <w:pPr>
         <w:numPr>
           <w:ilvl w:val="0"/>
-          <w:numId w:val="1002"/>
+          <w:numId w:val="1003"/>
         </w:numPr>
         <w:pStyle w:val="Compact"/>
       </w:pPr>
@@ -433,7 +451,7 @@
       <w:pPr>
         <w:numPr>
           <w:ilvl w:val="0"/>
-          <w:numId w:val="1002"/>
+          <w:numId w:val="1003"/>
         </w:numPr>
         <w:pStyle w:val="Compact"/>
       </w:pPr>
@@ -460,7 +478,7 @@
       <w:pPr>
         <w:numPr>
           <w:ilvl w:val="0"/>
-          <w:numId w:val="1002"/>
+          <w:numId w:val="1003"/>
         </w:numPr>
         <w:pStyle w:val="Compact"/>
       </w:pPr>
@@ -481,7 +499,7 @@
       <w:pPr>
         <w:numPr>
           <w:ilvl w:val="0"/>
-          <w:numId w:val="1002"/>
+          <w:numId w:val="1003"/>
         </w:numPr>
         <w:pStyle w:val="Compact"/>
       </w:pPr>
@@ -493,7 +511,7 @@
       <w:pPr>
         <w:numPr>
           <w:ilvl w:val="0"/>
-          <w:numId w:val="1002"/>
+          <w:numId w:val="1003"/>
         </w:numPr>
         <w:pStyle w:val="Compact"/>
       </w:pPr>
@@ -505,7 +523,7 @@
       <w:pPr>
         <w:numPr>
           <w:ilvl w:val="0"/>
-          <w:numId w:val="1002"/>
+          <w:numId w:val="1003"/>
         </w:numPr>
         <w:pStyle w:val="Compact"/>
       </w:pPr>
@@ -517,7 +535,7 @@
       <w:pPr>
         <w:numPr>
           <w:ilvl w:val="0"/>
-          <w:numId w:val="1002"/>
+          <w:numId w:val="1003"/>
         </w:numPr>
         <w:pStyle w:val="Compact"/>
       </w:pPr>
@@ -529,7 +547,7 @@
       <w:pPr>
         <w:numPr>
           <w:ilvl w:val="0"/>
-          <w:numId w:val="1002"/>
+          <w:numId w:val="1003"/>
         </w:numPr>
         <w:pStyle w:val="Compact"/>
       </w:pPr>
@@ -556,7 +574,7 @@
       <w:pPr>
         <w:numPr>
           <w:ilvl w:val="0"/>
-          <w:numId w:val="1002"/>
+          <w:numId w:val="1003"/>
         </w:numPr>
         <w:pStyle w:val="Compact"/>
       </w:pPr>
@@ -1208,49 +1226,85 @@
       <w:r>
         <w:t xml:space="preserve">Monitor understanding:</w:t>
       </w:r>
-      <w:r>
-        <w:t xml:space="preserve"> </w:t>
-      </w:r>
-      <w:r>
-        <w:t xml:space="preserve">- What is the station dish, and why does it have to be one of the dishes on your plan?</w:t>
-      </w:r>
-      <w:r>
-        <w:t xml:space="preserve"> </w:t>
-      </w:r>
-      <w:r>
-        <w:t xml:space="preserve">- Your family card says no peanuts. Where on your plan did you check for that?</w:t>
-      </w:r>
-      <w:r>
-        <w:t xml:space="preserve"> </w:t>
-      </w:r>
-      <w:r>
-        <w:t xml:space="preserve">- The sauce jar is 24 oz and the family needs 16 oz. What do you pay for?</w:t>
-      </w:r>
-    </w:p>
-    <w:p>
-      <w:pPr>
-        <w:pStyle w:val="BodyText"/>
+    </w:p>
+    <w:p>
+      <w:pPr>
+        <w:numPr>
+          <w:ilvl w:val="0"/>
+          <w:numId w:val="1004"/>
+        </w:numPr>
+        <w:pStyle w:val="Compact"/>
+      </w:pPr>
+      <w:r>
+        <w:t xml:space="preserve">What is the station dish, and why does it have to be one of the dishes on your plan?</w:t>
+      </w:r>
+    </w:p>
+    <w:p>
+      <w:pPr>
+        <w:numPr>
+          <w:ilvl w:val="0"/>
+          <w:numId w:val="1004"/>
+        </w:numPr>
+        <w:pStyle w:val="Compact"/>
+      </w:pPr>
+      <w:r>
+        <w:t xml:space="preserve">Your family card says no peanuts. Where on your plan did you check for that?</w:t>
+      </w:r>
+    </w:p>
+    <w:p>
+      <w:pPr>
+        <w:numPr>
+          <w:ilvl w:val="0"/>
+          <w:numId w:val="1004"/>
+        </w:numPr>
+        <w:pStyle w:val="Compact"/>
+      </w:pPr>
+      <w:r>
+        <w:t xml:space="preserve">The sauce jar is 24 oz and the family needs 16 oz. What do you pay for?</w:t>
+      </w:r>
+    </w:p>
+    <w:p>
+      <w:pPr>
+        <w:pStyle w:val="FirstParagraph"/>
       </w:pPr>
       <w:r>
         <w:t xml:space="preserve">Deepen learning:</w:t>
       </w:r>
-      <w:r>
-        <w:t xml:space="preserve"> </w:t>
-      </w:r>
-      <w:r>
-        <w:t xml:space="preserve">- If you had to cut $5 from this plan right now, what goes first and why? What stays no matter what?</w:t>
-      </w:r>
-      <w:r>
-        <w:t xml:space="preserve"> </w:t>
-      </w:r>
-      <w:r>
-        <w:t xml:space="preserve">- Which costs more per person, your dinner or the $38 dinner from the hook? Which one would this family rather eat?</w:t>
-      </w:r>
-      <w:r>
-        <w:t xml:space="preserve"> </w:t>
-      </w:r>
-      <w:r>
-        <w:t xml:space="preserve">- What does a family do on a week when the sale items are not the things they eat?</w:t>
+    </w:p>
+    <w:p>
+      <w:pPr>
+        <w:numPr>
+          <w:ilvl w:val="0"/>
+          <w:numId w:val="1005"/>
+        </w:numPr>
+        <w:pStyle w:val="Compact"/>
+      </w:pPr>
+      <w:r>
+        <w:t xml:space="preserve">If you had to cut $5 from this plan right now, what goes first and why? What stays no matter what?</w:t>
+      </w:r>
+    </w:p>
+    <w:p>
+      <w:pPr>
+        <w:numPr>
+          <w:ilvl w:val="0"/>
+          <w:numId w:val="1005"/>
+        </w:numPr>
+        <w:pStyle w:val="Compact"/>
+      </w:pPr>
+      <w:r>
+        <w:t xml:space="preserve">Which costs more per person, your dinner or the $38 dinner from the hook? Which one would this family rather eat?</w:t>
+      </w:r>
+    </w:p>
+    <w:p>
+      <w:pPr>
+        <w:numPr>
+          <w:ilvl w:val="0"/>
+          <w:numId w:val="1005"/>
+        </w:numPr>
+        <w:pStyle w:val="Compact"/>
+      </w:pPr>
+      <w:r>
+        <w:t xml:space="preserve">What does a family do on a week when the sale items are not the things they eat?</w:t>
       </w:r>
     </w:p>
     <w:p>
@@ -1456,7 +1510,7 @@
       <w:pPr>
         <w:numPr>
           <w:ilvl w:val="0"/>
-          <w:numId w:val="1003"/>
+          <w:numId w:val="1006"/>
         </w:numPr>
         <w:pStyle w:val="Compact"/>
       </w:pPr>
@@ -1509,7 +1563,7 @@
       <w:pPr>
         <w:numPr>
           <w:ilvl w:val="0"/>
-          <w:numId w:val="1003"/>
+          <w:numId w:val="1006"/>
         </w:numPr>
         <w:pStyle w:val="Compact"/>
       </w:pPr>
@@ -1521,7 +1575,7 @@
       <w:pPr>
         <w:numPr>
           <w:ilvl w:val="0"/>
-          <w:numId w:val="1003"/>
+          <w:numId w:val="1006"/>
         </w:numPr>
         <w:pStyle w:val="Compact"/>
       </w:pPr>
@@ -1533,7 +1587,7 @@
       <w:pPr>
         <w:numPr>
           <w:ilvl w:val="0"/>
-          <w:numId w:val="1003"/>
+          <w:numId w:val="1006"/>
         </w:numPr>
         <w:pStyle w:val="Compact"/>
       </w:pPr>
@@ -1545,7 +1599,7 @@
       <w:pPr>
         <w:numPr>
           <w:ilvl w:val="0"/>
-          <w:numId w:val="1003"/>
+          <w:numId w:val="1006"/>
         </w:numPr>
         <w:pStyle w:val="Compact"/>
       </w:pPr>
@@ -1557,7 +1611,7 @@
       <w:pPr>
         <w:numPr>
           <w:ilvl w:val="0"/>
-          <w:numId w:val="1003"/>
+          <w:numId w:val="1006"/>
         </w:numPr>
         <w:pStyle w:val="Compact"/>
       </w:pPr>
@@ -1849,7 +1903,7 @@
       <w:pPr>
         <w:numPr>
           <w:ilvl w:val="0"/>
-          <w:numId w:val="1004"/>
+          <w:numId w:val="1007"/>
         </w:numPr>
         <w:pStyle w:val="Compact"/>
       </w:pPr>
@@ -1873,7 +1927,7 @@
       <w:pPr>
         <w:numPr>
           <w:ilvl w:val="0"/>
-          <w:numId w:val="1004"/>
+          <w:numId w:val="1007"/>
         </w:numPr>
         <w:pStyle w:val="Compact"/>
       </w:pPr>
@@ -1885,7 +1939,7 @@
       <w:pPr>
         <w:numPr>
           <w:ilvl w:val="0"/>
-          <w:numId w:val="1004"/>
+          <w:numId w:val="1007"/>
         </w:numPr>
         <w:pStyle w:val="Compact"/>
       </w:pPr>
@@ -1909,7 +1963,7 @@
       <w:pPr>
         <w:numPr>
           <w:ilvl w:val="0"/>
-          <w:numId w:val="1004"/>
+          <w:numId w:val="1007"/>
         </w:numPr>
         <w:pStyle w:val="Compact"/>
       </w:pPr>
@@ -1933,7 +1987,7 @@
       <w:pPr>
         <w:numPr>
           <w:ilvl w:val="0"/>
-          <w:numId w:val="1004"/>
+          <w:numId w:val="1007"/>
         </w:numPr>
         <w:pStyle w:val="Compact"/>
       </w:pPr>
@@ -1957,7 +2011,7 @@
       <w:pPr>
         <w:numPr>
           <w:ilvl w:val="0"/>
-          <w:numId w:val="1004"/>
+          <w:numId w:val="1007"/>
         </w:numPr>
         <w:pStyle w:val="Compact"/>
       </w:pPr>
@@ -2012,7 +2066,7 @@
       <w:pPr>
         <w:numPr>
           <w:ilvl w:val="0"/>
-          <w:numId w:val="1005"/>
+          <w:numId w:val="1008"/>
         </w:numPr>
         <w:pStyle w:val="Compact"/>
       </w:pPr>
@@ -2024,7 +2078,7 @@
       <w:pPr>
         <w:numPr>
           <w:ilvl w:val="0"/>
-          <w:numId w:val="1005"/>
+          <w:numId w:val="1008"/>
         </w:numPr>
         <w:pStyle w:val="Compact"/>
       </w:pPr>
@@ -2036,7 +2090,7 @@
       <w:pPr>
         <w:numPr>
           <w:ilvl w:val="0"/>
-          <w:numId w:val="1005"/>
+          <w:numId w:val="1008"/>
         </w:numPr>
         <w:pStyle w:val="Compact"/>
       </w:pPr>
@@ -2048,7 +2102,7 @@
       <w:pPr>
         <w:numPr>
           <w:ilvl w:val="0"/>
-          <w:numId w:val="1005"/>
+          <w:numId w:val="1008"/>
         </w:numPr>
         <w:pStyle w:val="Compact"/>
       </w:pPr>
@@ -2060,7 +2114,7 @@
       <w:pPr>
         <w:numPr>
           <w:ilvl w:val="0"/>
-          <w:numId w:val="1005"/>
+          <w:numId w:val="1008"/>
         </w:numPr>
         <w:pStyle w:val="Compact"/>
       </w:pPr>
@@ -2090,7 +2144,7 @@
       <w:pPr>
         <w:numPr>
           <w:ilvl w:val="0"/>
-          <w:numId w:val="1005"/>
+          <w:numId w:val="1008"/>
         </w:numPr>
         <w:pStyle w:val="Compact"/>
       </w:pPr>
@@ -2105,7 +2159,7 @@
       <w:pPr>
         <w:numPr>
           <w:ilvl w:val="0"/>
-          <w:numId w:val="1005"/>
+          <w:numId w:val="1008"/>
         </w:numPr>
         <w:pStyle w:val="Compact"/>
       </w:pPr>
@@ -2401,6 +2455,118 @@
       </w:pPr>
     </w:lvl>
   </w:abstractNum>
+  <w:abstractNum w:abstractNumId="99411">
+    <w:nsid w:val="71315dca"/>
+    <w:multiLevelType w:val="multilevel"/>
+    <w:lvl w:ilvl="0">
+      <w:start w:val="1"/>
+      <w:numFmt w:val="decimal"/>
+      <w:lvlText w:val="%1."/>
+      <w:lvlJc w:val="left"/>
+      <w:pPr>
+        <w:tabs>
+          <w:tab w:val="num" w:pos="0"/>
+        </w:tabs>
+        <w:ind w:left="480" w:hanging="480"/>
+      </w:pPr>
+    </w:lvl>
+    <w:lvl w:ilvl="1">
+      <w:start w:val="1"/>
+      <w:numFmt w:val="decimal"/>
+      <w:lvlText w:val="%2."/>
+      <w:lvlJc w:val="left"/>
+      <w:pPr>
+        <w:tabs>
+          <w:tab w:val="num" w:pos="720"/>
+        </w:tabs>
+        <w:ind w:left="1200" w:hanging="480"/>
+      </w:pPr>
+    </w:lvl>
+    <w:lvl w:ilvl="2">
+      <w:start w:val="1"/>
+      <w:numFmt w:val="decimal"/>
+      <w:lvlText w:val="%3."/>
+      <w:lvlJc w:val="left"/>
+      <w:pPr>
+        <w:tabs>
+          <w:tab w:val="num" w:pos="1440"/>
+        </w:tabs>
+        <w:ind w:left="1920" w:hanging="480"/>
+      </w:pPr>
+    </w:lvl>
+    <w:lvl w:ilvl="3">
+      <w:start w:val="1"/>
+      <w:numFmt w:val="decimal"/>
+      <w:lvlText w:val="%4."/>
+      <w:lvlJc w:val="left"/>
+      <w:pPr>
+        <w:tabs>
+          <w:tab w:val="num" w:pos="2160"/>
+        </w:tabs>
+        <w:ind w:left="2640" w:hanging="480"/>
+      </w:pPr>
+    </w:lvl>
+    <w:lvl w:ilvl="4">
+      <w:start w:val="1"/>
+      <w:numFmt w:val="decimal"/>
+      <w:lvlText w:val="%5."/>
+      <w:lvlJc w:val="left"/>
+      <w:pPr>
+        <w:tabs>
+          <w:tab w:val="num" w:pos="2880"/>
+        </w:tabs>
+        <w:ind w:left="3360" w:hanging="480"/>
+      </w:pPr>
+    </w:lvl>
+    <w:lvl w:ilvl="5">
+      <w:start w:val="1"/>
+      <w:numFmt w:val="decimal"/>
+      <w:lvlText w:val="%6."/>
+      <w:lvlJc w:val="left"/>
+      <w:pPr>
+        <w:tabs>
+          <w:tab w:val="num" w:pos="3600"/>
+        </w:tabs>
+        <w:ind w:left="4080" w:hanging="480"/>
+      </w:pPr>
+    </w:lvl>
+    <w:lvl w:ilvl="6">
+      <w:start w:val="1"/>
+      <w:numFmt w:val="decimal"/>
+      <w:lvlText w:val="%7."/>
+      <w:lvlJc w:val="left"/>
+      <w:pPr>
+        <w:tabs>
+          <w:tab w:val="num" w:pos="4320"/>
+        </w:tabs>
+        <w:ind w:left="4800" w:hanging="480"/>
+      </w:pPr>
+    </w:lvl>
+    <w:lvl w:ilvl="7">
+      <w:start w:val="1"/>
+      <w:numFmt w:val="decimal"/>
+      <w:lvlText w:val="%8."/>
+      <w:lvlJc w:val="left"/>
+      <w:pPr>
+        <w:tabs>
+          <w:tab w:val="num" w:pos="5040"/>
+        </w:tabs>
+        <w:ind w:left="5520" w:hanging="480"/>
+      </w:pPr>
+    </w:lvl>
+    <w:lvl w:ilvl="8">
+      <w:start w:val="1"/>
+      <w:numFmt w:val="decimal"/>
+      <w:lvlText w:val="%9."/>
+      <w:lvlJc w:val="left"/>
+      <w:pPr>
+        <w:tabs>
+          <w:tab w:val="num" w:pos="5760"/>
+        </w:tabs>
+        <w:ind w:left="6240" w:hanging="480"/>
+      </w:pPr>
+    </w:lvl>
+  </w:abstractNum>
   <w:num w:numId="1000">
     <w:abstractNumId w:val="990"/>
   </w:num>
@@ -2408,7 +2574,34 @@
     <w:abstractNumId w:val="991"/>
   </w:num>
   <w:num w:numId="1002">
-    <w:abstractNumId w:val="991"/>
+    <w:abstractNumId w:val="99411"/>
+    <w:lvlOverride w:ilvl="0">
+      <w:startOverride w:val="1"/>
+    </w:lvlOverride>
+    <w:lvlOverride w:ilvl="1">
+      <w:startOverride w:val="1"/>
+    </w:lvlOverride>
+    <w:lvlOverride w:ilvl="2">
+      <w:startOverride w:val="1"/>
+    </w:lvlOverride>
+    <w:lvlOverride w:ilvl="3">
+      <w:startOverride w:val="1"/>
+    </w:lvlOverride>
+    <w:lvlOverride w:ilvl="4">
+      <w:startOverride w:val="1"/>
+    </w:lvlOverride>
+    <w:lvlOverride w:ilvl="5">
+      <w:startOverride w:val="1"/>
+    </w:lvlOverride>
+    <w:lvlOverride w:ilvl="6">
+      <w:startOverride w:val="1"/>
+    </w:lvlOverride>
+    <w:lvlOverride w:ilvl="7">
+      <w:startOverride w:val="1"/>
+    </w:lvlOverride>
+    <w:lvlOverride w:ilvl="8">
+      <w:startOverride w:val="1"/>
+    </w:lvlOverride>
   </w:num>
   <w:num w:numId="1003">
     <w:abstractNumId w:val="991"/>
@@ -2417,6 +2610,15 @@
     <w:abstractNumId w:val="991"/>
   </w:num>
   <w:num w:numId="1005">
+    <w:abstractNumId w:val="991"/>
+  </w:num>
+  <w:num w:numId="1006">
+    <w:abstractNumId w:val="991"/>
+  </w:num>
+  <w:num w:numId="1007">
+    <w:abstractNumId w:val="991"/>
+  </w:num>
+  <w:num w:numId="1008">
     <w:abstractNumId w:val="991"/>
   </w:num>
 </w:numbering>

--- a/downloads/teacher/04 Units/Unit 01 - Nutrition and Wellness - Kitchen Skills and Smart Eating/Lesson 01.18 - Project Launch Feed a Family of Four on 40 Dollars.docx
+++ b/downloads/teacher/04 Units/Unit 01 - Nutrition and Wellness - Kitchen Skills and Smart Eating/Lesson 01.18 - Project Launch Feed a Family of Four on 40 Dollars.docx
@@ -635,37 +635,7 @@
         <w:pStyle w:val="BodyText"/>
       </w:pPr>
       <w:r>
-        <w:t xml:space="preserve">Debrief: hands for $12, hands for $38. Then the hook: show the two dinners. Dinner A, $38.47: a name-brand frozen lasagna, a bagged salad kit, a bakery garlic bread, a two-liter soda, and a name-brand ice cream</w:t>
-      </w:r>
-      <w:r>
-        <w:t xml:space="preserve"> </w:t>
-      </w:r>
-      <w:r>
-        <w:rPr>
-          <w:rStyle w:val="TeacherNote"/>
-        </w:rPr>
-        <w:t xml:space="preserve">[update from this week’s circular].</w:t>
-      </w:r>
-      <w:r>
-        <w:t xml:space="preserve"> </w:t>
-      </w:r>
-      <w:r>
-        <w:t xml:space="preserve">Dinner B, $12.16: store-brand pasta, a jar of sauce, frozen mixed vegetables, store-brand shredded parmesan, and a loaf of Italian bread</w:t>
-      </w:r>
-      <w:r>
-        <w:t xml:space="preserve"> </w:t>
-      </w:r>
-      <w:r>
-        <w:rPr>
-          <w:rStyle w:val="TeacherNote"/>
-        </w:rPr>
-        <w:t xml:space="preserve">[update from this week’s circular].</w:t>
-      </w:r>
-      <w:r>
-        <w:t xml:space="preserve"> </w:t>
-      </w:r>
-      <w:r>
-        <w:t xml:space="preserve">Ask the class to check both against MyPlate. Dinner B has grain, vegetable, dairy, and could add a protein for $2. Dinner A has more money in it and no fruit. The point: the price and the plate are two different questions.</w:t>
+        <w:t xml:space="preserve">Debrief: hands for $12, hands for $38. Then the hook: show the two dinners. Dinner A, $38.47: a name-brand frozen lasagna, a bagged salad kit, a bakery garlic bread, a two-liter soda, and a name-brand ice cream. Dinner B, $12.16: store-brand pasta, a jar of sauce, frozen mixed vegetables, store-brand shredded parmesan, and a loaf of Italian bread. Ask the class to check both against MyPlate. Dinner B has grain, vegetable, dairy, and could add a protein for $2. Dinner A has more money in it and no fruit. The point: the price and the plate are two different questions.</w:t>
       </w:r>
       <w:r>
         <w:t xml:space="preserve"> </w:t>
@@ -943,12 +913,20 @@
               <w:jc w:val="left"/>
             </w:pPr>
             <w:r>
+              <w:t xml:space="preserve">See Closure.</w:t>
+            </w:r>
+          </w:p>
+        </w:tc>
+        <w:tc>
+          <w:p>
+            <w:pPr>
+              <w:pStyle w:val="Compact"/>
+              <w:jc w:val="left"/>
+            </w:pPr>
+            <w:r>
               <w:t xml:space="preserve">4 min</w:t>
             </w:r>
           </w:p>
-        </w:tc>
-        <w:tc>
-          <w:p/>
         </w:tc>
       </w:tr>
       <w:tr>
@@ -1192,12 +1170,20 @@
               <w:jc w:val="left"/>
             </w:pPr>
             <w:r>
+              <w:t xml:space="preserve">See Closure.</w:t>
+            </w:r>
+          </w:p>
+        </w:tc>
+        <w:tc>
+          <w:p>
+            <w:pPr>
+              <w:pStyle w:val="Compact"/>
+              <w:jc w:val="left"/>
+            </w:pPr>
+            <w:r>
               <w:t xml:space="preserve">4 min</w:t>
             </w:r>
           </w:p>
-        </w:tc>
-        <w:tc>
-          <w:p/>
         </w:tc>
       </w:tr>
     </w:tbl>
@@ -1886,7 +1872,7 @@
         <w:pStyle w:val="FirstParagraph"/>
       </w:pPr>
       <w:r>
-        <w:t xml:space="preserve">Math: the running total and the unit column are the same skills the math teacher grades under ratios and decimals; share the plan sheet so the math class can check a team’s arithmetic as a warm up. Music and PE: in Sal’s SEYS 536 version, music supplied the jingle and PE checked whether the meal fuels an active day. Both are optional partners for Lesson 1.21.</w:t>
+        <w:t xml:space="preserve">Math: the running total and the unit column are the same skills the math teacher grades under ratios and decimals; share the plan sheet so the math class can check a team’s arithmetic as a warm up. Music and PE: in my earlier version, music supplied the jingle and PE checked whether the meal fuels an active day. Both are optional partners for Lesson 1.21.</w:t>
       </w:r>
     </w:p>
     <w:p>
@@ -2016,40 +2002,7 @@
         <w:pStyle w:val="Compact"/>
       </w:pPr>
       <w:r>
-        <w:t xml:space="preserve">Sal’s own materials: the Feed a Family of Four on $40 run of show (Drive,</w:t>
-      </w:r>
-      <w:r>
-        <w:t xml:space="preserve"> </w:t>
-      </w:r>
-      <w:r>
-        <w:rPr>
-          <w:rStyle w:val="VerbatimChar"/>
-        </w:rPr>
-        <w:t xml:space="preserve">FeedingAFamily_RunOfShow_Aug06.docx</w:t>
-      </w:r>
-      <w:r>
-        <w:t xml:space="preserve">, summarized in</w:t>
-      </w:r>
-      <w:r>
-        <w:t xml:space="preserve"> </w:t>
-      </w:r>
-      <w:r>
-        <w:rPr>
-          <w:rStyle w:val="VerbatimChar"/>
-        </w:rPr>
-        <w:t xml:space="preserve">01 Source Analysis/Drive Inventory.md</w:t>
-      </w:r>
-      <w:r>
-        <w:t xml:space="preserve">, section 2a): the $12 vs $38 hook, the $40 cap, team planning with flyers, and his own improvement note to add checkpoints during planning so no team reaches the pitch with a broken budget. The King Kullen menu options and constraints (</w:t>
-      </w:r>
-      <w:r>
-        <w:rPr>
-          <w:rStyle w:val="VerbatimChar"/>
-        </w:rPr>
-        <w:t xml:space="preserve">Education/TeachingWork/LessonPlans/education_teaching_facs_kingkullen_8thgrademenuoptions_2026_03.pdf</w:t>
-      </w:r>
-      <w:r>
-        <w:t xml:space="preserve">).</w:t>
+        <w:t xml:space="preserve">My own materials: the Feed a Family of Four on $40 run of show: the $12 vs $38 hook, the $40 cap, team planning with flyers, and my own improvement note to add checkpoints during planning so no team reaches the pitch with a broken budget. The King Kullen menu options and constraints.</w:t>
       </w:r>
     </w:p>
     <w:p>
@@ -2083,7 +2036,7 @@
         <w:pStyle w:val="Compact"/>
       </w:pPr>
       <w:r>
-        <w:t xml:space="preserve">Sal’s own note from the SEYS 536 version: add checkpoints during planning so no team reaches the jingle with a broken budget. That is why Day 2 has a teacher sign off and Lesson 1.19 is a whole day of checking. Do not skip the sign off.</w:t>
+        <w:t xml:space="preserve">My own note from the earlier version: add checkpoints during planning so no team reaches the jingle with a broken budget. That is why Day 2 has a teacher sign off and Lesson 1.19 is a whole day of checking. Do not skip the sign off.</w:t>
       </w:r>
     </w:p>
     <w:p>
@@ -2138,36 +2091,6 @@
       </w:r>
       <w:r>
         <w:t xml:space="preserve">$3 by not buying soda has made a nutrition decision and a budget decision at once. Say so.</w:t>
-      </w:r>
-    </w:p>
-    <w:p>
-      <w:pPr>
-        <w:numPr>
-          <w:ilvl w:val="0"/>
-          <w:numId w:val="1008"/>
-        </w:numPr>
-        <w:pStyle w:val="Compact"/>
-      </w:pPr>
-      <w:r>
-        <w:rPr>
-          <w:rStyle w:val="TeacherNote"/>
-        </w:rPr>
-        <w:t xml:space="preserve">[Sal: your original ran the whole thing in two periods. This version spreads it across four lessons and a lab because the room has 40-minute periods and you wanted the checkpoints. If a class is strong, Days 1 and 2 can compress into one and the extra day goes to the lab.]</w:t>
-      </w:r>
-    </w:p>
-    <w:p>
-      <w:pPr>
-        <w:numPr>
-          <w:ilvl w:val="0"/>
-          <w:numId w:val="1008"/>
-        </w:numPr>
-        <w:pStyle w:val="Compact"/>
-      </w:pPr>
-      <w:r>
-        <w:rPr>
-          <w:rStyle w:val="TeacherNote"/>
-        </w:rPr>
-        <w:t xml:space="preserve">[Sal: in your version the hook dinners were photos. If you still have those photos, use them; if not, the slide outline describes two new ones.]</w:t>
       </w:r>
     </w:p>
     <w:sectPr>
